--- a/drive-docs/adobe-partner/automatizacion-omnicanal.docx
+++ b/drive-docs/adobe-partner/automatizacion-omnicanal.docx
@@ -34,7 +34,7 @@
     </w:p>
     <w:tbl>
       <w:tblPr>
-        <w:tblW w:type="pct" w:w="100%"/>
+        <w:tblW w:type="dxa" w:w="9360"/>
         <w:tblBorders>
           <w:top w:val="single" w:color="auto" w:sz="4"/>
           <w:left w:val="single" w:color="auto" w:sz="4"/>
@@ -43,14 +43,17 @@
           <w:insideH w:val="single" w:color="auto" w:sz="4"/>
           <w:insideV w:val="single" w:color="auto" w:sz="4"/>
         </w:tblBorders>
+        <w:tblLayout w:type="fixed"/>
       </w:tblPr>
       <w:tblGrid>
-        <w:gridCol w:w="100"/>
-        <w:gridCol w:w="100"/>
+        <w:gridCol w:w="4680"/>
+        <w:gridCol w:w="4680"/>
       </w:tblGrid>
       <w:tr>
         <w:tc>
           <w:tcPr>
+            <w:tcW w:type="dxa" w:w="9360"/>
+            <w:gridSpan w:val="2"/>
             <w:tcBorders>
               <w:top w:val="single" w:color="999999" w:sz="4"/>
               <w:left w:val="single" w:color="999999" w:sz="4"/>
@@ -72,6 +75,7 @@
       <w:tr>
         <w:tc>
           <w:tcPr>
+            <w:tcW w:type="dxa" w:w="4680"/>
             <w:tcBorders>
               <w:top w:val="single" w:color="999999" w:sz="4"/>
               <w:left w:val="single" w:color="999999" w:sz="4"/>
@@ -87,6 +91,7 @@
         </w:tc>
         <w:tc>
           <w:tcPr>
+            <w:tcW w:type="dxa" w:w="4680"/>
             <w:tcBorders>
               <w:top w:val="single" w:color="999999" w:sz="4"/>
               <w:left w:val="single" w:color="999999" w:sz="4"/>
@@ -104,6 +109,7 @@
       <w:tr>
         <w:tc>
           <w:tcPr>
+            <w:tcW w:type="dxa" w:w="4680"/>
             <w:tcBorders>
               <w:top w:val="single" w:color="999999" w:sz="4"/>
               <w:left w:val="single" w:color="999999" w:sz="4"/>
@@ -119,6 +125,7 @@
         </w:tc>
         <w:tc>
           <w:tcPr>
+            <w:tcW w:type="dxa" w:w="4680"/>
             <w:tcBorders>
               <w:top w:val="single" w:color="999999" w:sz="4"/>
               <w:left w:val="single" w:color="999999" w:sz="4"/>

--- a/drive-docs/adobe-partner/automatizacion-omnicanal.docx
+++ b/drive-docs/adobe-partner/automatizacion-omnicanal.docx
@@ -28,9 +28,11 @@
       </w:r>
     </w:p>
     <w:p>
-      <w:r>
-        <w:t xml:space="preserve">---</w:t>
-      </w:r>
+      <w:pPr>
+        <w:pBdr>
+          <w:bottom w:val="single" w:color="000000" w:sz="6" w:space="1"/>
+        </w:pBdr>
+      </w:pPr>
     </w:p>
     <w:tbl>
       <w:tblPr>
